--- a/data/revised_2026-10_full/outputs/v2/Biology/SS3.1_Animal_Nutrition/Biology_Animal_Nutrition_CBE_LessonSequence.docx
+++ b/data/revised_2026-10_full/outputs/v2/Biology/SS3.1_Animal_Nutrition/Biology_Animal_Nutrition_CBE_LessonSequence.docx
@@ -2798,7 +2798,7 @@
         </w:rPr>
         <w:t xml:space="preserve">© 2026 SeaVuria and ARES. This work is licensed under a </w:t>
       </w:r>
-      <w:hyperlink w:history="1" r:id="rIdjhbprat2jg0hiev0mjry3">
+      <w:hyperlink w:history="1" r:id="rIdu51bmetoqm6xp_uehsjcq">
         <w:r>
           <w:rPr>
             <w:rFonts w:ascii="Arial" w:cs="Arial" w:eastAsia="Arial" w:hAnsi="Arial"/>
@@ -2818,7 +2818,7 @@
         </w:rPr>
         <w:t xml:space="preserve"> (</w:t>
       </w:r>
-      <w:hyperlink w:history="1" r:id="rIdbvxyaffk0lk9ncqgqij4d">
+      <w:hyperlink w:history="1" r:id="rId_irn2vzk2tc6puaklfud1">
         <w:r>
           <w:rPr>
             <w:rFonts w:ascii="Arial" w:cs="Arial" w:eastAsia="Arial" w:hAnsi="Arial"/>
@@ -2838,7 +2838,7 @@
         </w:rPr>
         <w:t xml:space="preserve">). To view a copy of this license, visit </w:t>
       </w:r>
-      <w:hyperlink w:history="1" r:id="rIdhhtg6g7r9cqay_j1tubbw">
+      <w:hyperlink w:history="1" r:id="rIdfo7feb7om8emjbbmcsvcu">
         <w:r>
           <w:rPr>
             <w:rFonts w:ascii="Arial" w:cs="Arial" w:eastAsia="Arial" w:hAnsi="Arial"/>
@@ -3894,7 +3894,7 @@
               <w:spacing w:after="10" w:before="0"/>
               <w:ind w:left="120"/>
             </w:pPr>
-            <w:hyperlink w:history="1" r:id="rId-5zuv0c0nkj8j6u9krutf">
+            <w:hyperlink w:history="1" r:id="rIda9s-frwks_xgamrmbkhtq">
               <w:r>
                 <w:rPr>
                   <w:rFonts w:ascii="Arial" w:cs="Arial" w:eastAsia="Arial" w:hAnsi="Arial"/>
@@ -3971,7 +3971,7 @@
               <w:spacing w:after="10" w:before="0"/>
               <w:ind w:left="120"/>
             </w:pPr>
-            <w:hyperlink w:history="1" r:id="rIdhhwmrryl2plbautdydwzt">
+            <w:hyperlink w:history="1" r:id="rIdyy1xngyrsabt1rxo1raih">
               <w:r>
                 <w:rPr>
                   <w:rFonts w:ascii="Arial" w:cs="Arial" w:eastAsia="Arial" w:hAnsi="Arial"/>
@@ -4203,7 +4203,7 @@
               <w:spacing w:after="10" w:before="0"/>
               <w:ind w:left="120"/>
             </w:pPr>
-            <w:hyperlink w:history="1" r:id="rIdan7rxitimxdnf9sjaow1c">
+            <w:hyperlink w:history="1" r:id="rIdc6e0oanv3exzvh3-duz4_">
               <w:r>
                 <w:rPr>
                   <w:rFonts w:ascii="Arial" w:cs="Arial" w:eastAsia="Arial" w:hAnsi="Arial"/>
@@ -4280,7 +4280,7 @@
               <w:spacing w:after="10" w:before="0"/>
               <w:ind w:left="120"/>
             </w:pPr>
-            <w:hyperlink w:history="1" r:id="rIde-qlyynzwsew6ue3wxpey">
+            <w:hyperlink w:history="1" r:id="rIdqnji9uqd83lpuz5pokdrv">
               <w:r>
                 <w:rPr>
                   <w:rFonts w:ascii="Arial" w:cs="Arial" w:eastAsia="Arial" w:hAnsi="Arial"/>
@@ -4512,7 +4512,7 @@
               <w:spacing w:after="10" w:before="0"/>
               <w:ind w:left="120"/>
             </w:pPr>
-            <w:hyperlink w:history="1" r:id="rIdnzibcholwpbgkyiq90iho">
+            <w:hyperlink w:history="1" r:id="rIdid-dvrjwhgzx1txjbbnns">
               <w:r>
                 <w:rPr>
                   <w:rFonts w:ascii="Arial" w:cs="Arial" w:eastAsia="Arial" w:hAnsi="Arial"/>
@@ -4589,7 +4589,7 @@
               <w:spacing w:after="10" w:before="0"/>
               <w:ind w:left="120"/>
             </w:pPr>
-            <w:hyperlink w:history="1" r:id="rIdnmuq_mbfhjx88x_3vnd2b">
+            <w:hyperlink w:history="1" r:id="rIdp4m_gnost3x-ephfa-7a2">
               <w:r>
                 <w:rPr>
                   <w:rFonts w:ascii="Arial" w:cs="Arial" w:eastAsia="Arial" w:hAnsi="Arial"/>
@@ -4821,7 +4821,7 @@
               <w:spacing w:after="10" w:before="0"/>
               <w:ind w:left="120"/>
             </w:pPr>
-            <w:hyperlink w:history="1" r:id="rId82qxq3ti3vk7zmqyge3vl">
+            <w:hyperlink w:history="1" r:id="rIda8eptpak13ecufioqwfh9">
               <w:r>
                 <w:rPr>
                   <w:rFonts w:ascii="Arial" w:cs="Arial" w:eastAsia="Arial" w:hAnsi="Arial"/>
@@ -4898,7 +4898,7 @@
               <w:spacing w:after="10" w:before="0"/>
               <w:ind w:left="120"/>
             </w:pPr>
-            <w:hyperlink w:history="1" r:id="rId_mhgi_xkhhecpejncccpi">
+            <w:hyperlink w:history="1" r:id="rIdmt4y0gyq9jik3wdroey88">
               <w:r>
                 <w:rPr>
                   <w:rFonts w:ascii="Arial" w:cs="Arial" w:eastAsia="Arial" w:hAnsi="Arial"/>
@@ -5130,7 +5130,7 @@
               <w:spacing w:after="10" w:before="0"/>
               <w:ind w:left="120"/>
             </w:pPr>
-            <w:hyperlink w:history="1" r:id="rIdmnxcd3w66oztdf7oii6gg">
+            <w:hyperlink w:history="1" r:id="rIdebop74r9pp6ht2ev2axah">
               <w:r>
                 <w:rPr>
                   <w:rFonts w:ascii="Arial" w:cs="Arial" w:eastAsia="Arial" w:hAnsi="Arial"/>
@@ -5207,7 +5207,7 @@
               <w:spacing w:after="10" w:before="0"/>
               <w:ind w:left="120"/>
             </w:pPr>
-            <w:hyperlink w:history="1" r:id="rIdweg3wys8cxwuu1_6hbtt9">
+            <w:hyperlink w:history="1" r:id="rIdav_rabj0jz93gg2af06pi">
               <w:r>
                 <w:rPr>
                   <w:rFonts w:ascii="Arial" w:cs="Arial" w:eastAsia="Arial" w:hAnsi="Arial"/>
@@ -5747,7 +5747,7 @@
         </w:rPr>
         <w:t xml:space="preserve">© 2026 SeaVuria and ARES. Aligned with KICD objectives. Developed by SeaVuria; technical implementation by ARES (with AI assistance from Claude). Licensed under </w:t>
       </w:r>
-      <w:hyperlink w:history="1" r:id="rIdczdk8mlzv_ikooxpscw6f">
+      <w:hyperlink w:history="1" r:id="rIdhthdh7csr9s1tqrpxquzw">
         <w:r>
           <w:rPr>
             <w:rFonts w:ascii="Arial" w:cs="Arial" w:eastAsia="Arial" w:hAnsi="Arial"/>
@@ -5768,7 +5768,7 @@
         </w:rPr>
         <w:t xml:space="preserve"> (</w:t>
       </w:r>
-      <w:hyperlink w:history="1" r:id="rIdc23sanvm9bxo0wqssq8dp">
+      <w:hyperlink w:history="1" r:id="rIdl3qhsgzewhhijgbslk_rh">
         <w:r>
           <w:rPr>
             <w:rFonts w:ascii="Arial" w:cs="Arial" w:eastAsia="Arial" w:hAnsi="Arial"/>
@@ -6825,7 +6825,7 @@
               <w:spacing w:after="10" w:before="0"/>
               <w:ind w:left="120"/>
             </w:pPr>
-            <w:hyperlink w:history="1" r:id="rIdetwo73thl3b2aet6-cy5h">
+            <w:hyperlink w:history="1" r:id="rId5ee_hdvjoxtdz2wtv4xiz">
               <w:r>
                 <w:rPr>
                   <w:rFonts w:ascii="Arial" w:cs="Arial" w:eastAsia="Arial" w:hAnsi="Arial"/>
@@ -6902,7 +6902,7 @@
               <w:spacing w:after="10" w:before="0"/>
               <w:ind w:left="120"/>
             </w:pPr>
-            <w:hyperlink w:history="1" r:id="rIdc-by62kar9s0jofkto_ds">
+            <w:hyperlink w:history="1" r:id="rId26etucnr-axazea4ucs0h">
               <w:r>
                 <w:rPr>
                   <w:rFonts w:ascii="Arial" w:cs="Arial" w:eastAsia="Arial" w:hAnsi="Arial"/>
@@ -7134,7 +7134,7 @@
               <w:spacing w:after="10" w:before="0"/>
               <w:ind w:left="120"/>
             </w:pPr>
-            <w:hyperlink w:history="1" r:id="rIdtjs85atxazsodsgdhffio">
+            <w:hyperlink w:history="1" r:id="rIdnxmqe5_pyev4vz5_5wv5w">
               <w:r>
                 <w:rPr>
                   <w:rFonts w:ascii="Arial" w:cs="Arial" w:eastAsia="Arial" w:hAnsi="Arial"/>
@@ -7211,7 +7211,7 @@
               <w:spacing w:after="10" w:before="0"/>
               <w:ind w:left="120"/>
             </w:pPr>
-            <w:hyperlink w:history="1" r:id="rIdg6pwkey5ek5nilqptp4w3">
+            <w:hyperlink w:history="1" r:id="rIdruhe9j4eq7fqfjr8-mrte">
               <w:r>
                 <w:rPr>
                   <w:rFonts w:ascii="Arial" w:cs="Arial" w:eastAsia="Arial" w:hAnsi="Arial"/>
@@ -7443,7 +7443,7 @@
               <w:spacing w:after="10" w:before="0"/>
               <w:ind w:left="120"/>
             </w:pPr>
-            <w:hyperlink w:history="1" r:id="rId1szgsnf3lxj-yierh53xp">
+            <w:hyperlink w:history="1" r:id="rIdrswb9m7m_nmbnbs4n-26s">
               <w:r>
                 <w:rPr>
                   <w:rFonts w:ascii="Arial" w:cs="Arial" w:eastAsia="Arial" w:hAnsi="Arial"/>
@@ -7520,7 +7520,7 @@
               <w:spacing w:after="10" w:before="0"/>
               <w:ind w:left="120"/>
             </w:pPr>
-            <w:hyperlink w:history="1" r:id="rIdvdteovwt4v1egjhgdoyig">
+            <w:hyperlink w:history="1" r:id="rIde-klajlu97joqnvf3pxyi">
               <w:r>
                 <w:rPr>
                   <w:rFonts w:ascii="Arial" w:cs="Arial" w:eastAsia="Arial" w:hAnsi="Arial"/>
@@ -7752,7 +7752,7 @@
               <w:spacing w:after="10" w:before="0"/>
               <w:ind w:left="120"/>
             </w:pPr>
-            <w:hyperlink w:history="1" r:id="rIdu3whcy3jqwdiu_oxdvhvh">
+            <w:hyperlink w:history="1" r:id="rIdbjg8smyfxzkfnajilqna4">
               <w:r>
                 <w:rPr>
                   <w:rFonts w:ascii="Arial" w:cs="Arial" w:eastAsia="Arial" w:hAnsi="Arial"/>
@@ -7829,7 +7829,7 @@
               <w:spacing w:after="10" w:before="0"/>
               <w:ind w:left="120"/>
             </w:pPr>
-            <w:hyperlink w:history="1" r:id="rId_jdgmrknfxmg3bg_jxzzh">
+            <w:hyperlink w:history="1" r:id="rId0tgxdisuyaixf4kj-0cfm">
               <w:r>
                 <w:rPr>
                   <w:rFonts w:ascii="Arial" w:cs="Arial" w:eastAsia="Arial" w:hAnsi="Arial"/>
@@ -8061,7 +8061,7 @@
               <w:spacing w:after="10" w:before="0"/>
               <w:ind w:left="120"/>
             </w:pPr>
-            <w:hyperlink w:history="1" r:id="rIdyus_ku0if_pwtoeo5gfkp">
+            <w:hyperlink w:history="1" r:id="rId9kfiicynrwyryuaixmfvb">
               <w:r>
                 <w:rPr>
                   <w:rFonts w:ascii="Arial" w:cs="Arial" w:eastAsia="Arial" w:hAnsi="Arial"/>
@@ -8138,7 +8138,7 @@
               <w:spacing w:after="10" w:before="0"/>
               <w:ind w:left="120"/>
             </w:pPr>
-            <w:hyperlink w:history="1" r:id="rIdzdrbe0w-phhma49gdyqw1">
+            <w:hyperlink w:history="1" r:id="rIdpkw446jcvstygjspxvrpz">
               <w:r>
                 <w:rPr>
                   <w:rFonts w:ascii="Arial" w:cs="Arial" w:eastAsia="Arial" w:hAnsi="Arial"/>
@@ -8678,7 +8678,7 @@
         </w:rPr>
         <w:t xml:space="preserve">© 2026 SeaVuria and ARES. Aligned with KICD objectives. Developed by SeaVuria; technical implementation by ARES (with AI assistance from Claude). Licensed under </w:t>
       </w:r>
-      <w:hyperlink w:history="1" r:id="rIdrog4xejuefsobojmurnb1">
+      <w:hyperlink w:history="1" r:id="rIdgfgavtkoutc61h319dw9l">
         <w:r>
           <w:rPr>
             <w:rFonts w:ascii="Arial" w:cs="Arial" w:eastAsia="Arial" w:hAnsi="Arial"/>
@@ -8699,7 +8699,7 @@
         </w:rPr>
         <w:t xml:space="preserve"> (</w:t>
       </w:r>
-      <w:hyperlink w:history="1" r:id="rIdvny3fskadnao5hyielwj7">
+      <w:hyperlink w:history="1" r:id="rIdmyn-v6erb2gf5t_zpqa-a">
         <w:r>
           <w:rPr>
             <w:rFonts w:ascii="Arial" w:cs="Arial" w:eastAsia="Arial" w:hAnsi="Arial"/>
@@ -9756,7 +9756,7 @@
               <w:spacing w:after="10" w:before="0"/>
               <w:ind w:left="120"/>
             </w:pPr>
-            <w:hyperlink w:history="1" r:id="rIdmmflln3r5uqhfjxxi0ycq">
+            <w:hyperlink w:history="1" r:id="rIdlvmo9jyv2nflbbwzzzojs">
               <w:r>
                 <w:rPr>
                   <w:rFonts w:ascii="Arial" w:cs="Arial" w:eastAsia="Arial" w:hAnsi="Arial"/>
@@ -9833,7 +9833,7 @@
               <w:spacing w:after="10" w:before="0"/>
               <w:ind w:left="120"/>
             </w:pPr>
-            <w:hyperlink w:history="1" r:id="rId8aztniokyf4-0cbvzo37n">
+            <w:hyperlink w:history="1" r:id="rId-zjpkjwrxu5nlaoocy5qa">
               <w:r>
                 <w:rPr>
                   <w:rFonts w:ascii="Arial" w:cs="Arial" w:eastAsia="Arial" w:hAnsi="Arial"/>
@@ -10065,7 +10065,7 @@
               <w:spacing w:after="10" w:before="0"/>
               <w:ind w:left="120"/>
             </w:pPr>
-            <w:hyperlink w:history="1" r:id="rIdqetpmmpbl52z2tz4yyofu">
+            <w:hyperlink w:history="1" r:id="rIdwjy-mmq0jvpc76kok0zfp">
               <w:r>
                 <w:rPr>
                   <w:rFonts w:ascii="Arial" w:cs="Arial" w:eastAsia="Arial" w:hAnsi="Arial"/>
@@ -10142,7 +10142,7 @@
               <w:spacing w:after="10" w:before="0"/>
               <w:ind w:left="120"/>
             </w:pPr>
-            <w:hyperlink w:history="1" r:id="rIdxjxvbokff_kc_w2ddntly">
+            <w:hyperlink w:history="1" r:id="rIdkfiy8p4rzgklqroxqqvna">
               <w:r>
                 <w:rPr>
                   <w:rFonts w:ascii="Arial" w:cs="Arial" w:eastAsia="Arial" w:hAnsi="Arial"/>
@@ -10374,7 +10374,7 @@
               <w:spacing w:after="10" w:before="0"/>
               <w:ind w:left="120"/>
             </w:pPr>
-            <w:hyperlink w:history="1" r:id="rIdgggyly46rpylex3k_qnp3">
+            <w:hyperlink w:history="1" r:id="rId1m6mszv6-t8nlgledmdmk">
               <w:r>
                 <w:rPr>
                   <w:rFonts w:ascii="Arial" w:cs="Arial" w:eastAsia="Arial" w:hAnsi="Arial"/>
@@ -10451,7 +10451,7 @@
               <w:spacing w:after="10" w:before="0"/>
               <w:ind w:left="120"/>
             </w:pPr>
-            <w:hyperlink w:history="1" r:id="rIdhustfv6kyylhsijzx51n-">
+            <w:hyperlink w:history="1" r:id="rIdzmtifolcuygkp-fskwwtu">
               <w:r>
                 <w:rPr>
                   <w:rFonts w:ascii="Arial" w:cs="Arial" w:eastAsia="Arial" w:hAnsi="Arial"/>
@@ -10683,7 +10683,7 @@
               <w:spacing w:after="10" w:before="0"/>
               <w:ind w:left="120"/>
             </w:pPr>
-            <w:hyperlink w:history="1" r:id="rIdflaj2a0t2kijurc83ninx">
+            <w:hyperlink w:history="1" r:id="rIdhsbxpjdl5nuyeo5dvby-u">
               <w:r>
                 <w:rPr>
                   <w:rFonts w:ascii="Arial" w:cs="Arial" w:eastAsia="Arial" w:hAnsi="Arial"/>
@@ -10760,7 +10760,7 @@
               <w:spacing w:after="10" w:before="0"/>
               <w:ind w:left="120"/>
             </w:pPr>
-            <w:hyperlink w:history="1" r:id="rIdf-o-0rusdu6km_pbzxr7i">
+            <w:hyperlink w:history="1" r:id="rIdn4yljbc09ajzn_gdhqhyo">
               <w:r>
                 <w:rPr>
                   <w:rFonts w:ascii="Arial" w:cs="Arial" w:eastAsia="Arial" w:hAnsi="Arial"/>
@@ -10992,7 +10992,7 @@
               <w:spacing w:after="10" w:before="0"/>
               <w:ind w:left="120"/>
             </w:pPr>
-            <w:hyperlink w:history="1" r:id="rIdegnqe86hhaelk5wktjyhc">
+            <w:hyperlink w:history="1" r:id="rIdqa_afgapmtzjkie7w9sxe">
               <w:r>
                 <w:rPr>
                   <w:rFonts w:ascii="Arial" w:cs="Arial" w:eastAsia="Arial" w:hAnsi="Arial"/>
@@ -11069,7 +11069,7 @@
               <w:spacing w:after="10" w:before="0"/>
               <w:ind w:left="120"/>
             </w:pPr>
-            <w:hyperlink w:history="1" r:id="rIddyk8hxeqt-aexgea2478m">
+            <w:hyperlink w:history="1" r:id="rIdwfkx8q11vl6amhglgjaxy">
               <w:r>
                 <w:rPr>
                   <w:rFonts w:ascii="Arial" w:cs="Arial" w:eastAsia="Arial" w:hAnsi="Arial"/>
@@ -11609,7 +11609,7 @@
         </w:rPr>
         <w:t xml:space="preserve">© 2026 SeaVuria and ARES. Aligned with KICD objectives. Developed by SeaVuria; technical implementation by ARES (with AI assistance from Claude). Licensed under </w:t>
       </w:r>
-      <w:hyperlink w:history="1" r:id="rId2txrnwebusks9hxhxmebh">
+      <w:hyperlink w:history="1" r:id="rIdmreotrg1-s0bklpnf-ozx">
         <w:r>
           <w:rPr>
             <w:rFonts w:ascii="Arial" w:cs="Arial" w:eastAsia="Arial" w:hAnsi="Arial"/>
@@ -11630,7 +11630,7 @@
         </w:rPr>
         <w:t xml:space="preserve"> (</w:t>
       </w:r>
-      <w:hyperlink w:history="1" r:id="rIdqdg7valx5xozxzfjc8krk">
+      <w:hyperlink w:history="1" r:id="rIdwkubxenvthwebo2zmrhgh">
         <w:r>
           <w:rPr>
             <w:rFonts w:ascii="Arial" w:cs="Arial" w:eastAsia="Arial" w:hAnsi="Arial"/>
@@ -12687,7 +12687,7 @@
               <w:spacing w:after="10" w:before="0"/>
               <w:ind w:left="120"/>
             </w:pPr>
-            <w:hyperlink w:history="1" r:id="rIdspxmzwg5ulhxifxafiry4">
+            <w:hyperlink w:history="1" r:id="rIdvpilxpjdxcujetztxpgib">
               <w:r>
                 <w:rPr>
                   <w:rFonts w:ascii="Arial" w:cs="Arial" w:eastAsia="Arial" w:hAnsi="Arial"/>
@@ -12764,7 +12764,7 @@
               <w:spacing w:after="10" w:before="0"/>
               <w:ind w:left="120"/>
             </w:pPr>
-            <w:hyperlink w:history="1" r:id="rIdctbahr5koovma_grezz3p">
+            <w:hyperlink w:history="1" r:id="rIdvwk1amj0a9qrjymwd6kmp">
               <w:r>
                 <w:rPr>
                   <w:rFonts w:ascii="Arial" w:cs="Arial" w:eastAsia="Arial" w:hAnsi="Arial"/>
@@ -12996,7 +12996,7 @@
               <w:spacing w:after="10" w:before="0"/>
               <w:ind w:left="120"/>
             </w:pPr>
-            <w:hyperlink w:history="1" r:id="rId3v1r9t568dtsp6-ysgw2k">
+            <w:hyperlink w:history="1" r:id="rIdxxmnfdo5wwi2ekeswhryw">
               <w:r>
                 <w:rPr>
                   <w:rFonts w:ascii="Arial" w:cs="Arial" w:eastAsia="Arial" w:hAnsi="Arial"/>
@@ -13073,7 +13073,7 @@
               <w:spacing w:after="10" w:before="0"/>
               <w:ind w:left="120"/>
             </w:pPr>
-            <w:hyperlink w:history="1" r:id="rId3mfxcqcwuax_uaxtblzyl">
+            <w:hyperlink w:history="1" r:id="rIdvbsksiawigsplmy25de0b">
               <w:r>
                 <w:rPr>
                   <w:rFonts w:ascii="Arial" w:cs="Arial" w:eastAsia="Arial" w:hAnsi="Arial"/>
@@ -13305,7 +13305,7 @@
               <w:spacing w:after="10" w:before="0"/>
               <w:ind w:left="120"/>
             </w:pPr>
-            <w:hyperlink w:history="1" r:id="rIde5_tqip1uzxfwuyuibjtr">
+            <w:hyperlink w:history="1" r:id="rId0j4w4fcrvnx_pxmts7t52">
               <w:r>
                 <w:rPr>
                   <w:rFonts w:ascii="Arial" w:cs="Arial" w:eastAsia="Arial" w:hAnsi="Arial"/>
@@ -13382,7 +13382,7 @@
               <w:spacing w:after="10" w:before="0"/>
               <w:ind w:left="120"/>
             </w:pPr>
-            <w:hyperlink w:history="1" r:id="rIdnwcqhnij1lzymxnm9da5s">
+            <w:hyperlink w:history="1" r:id="rIdmpwdybdzipmlbp_lhcwpp">
               <w:r>
                 <w:rPr>
                   <w:rFonts w:ascii="Arial" w:cs="Arial" w:eastAsia="Arial" w:hAnsi="Arial"/>
@@ -13614,7 +13614,7 @@
               <w:spacing w:after="10" w:before="0"/>
               <w:ind w:left="120"/>
             </w:pPr>
-            <w:hyperlink w:history="1" r:id="rId_hu9hltbirihelfbl79_e">
+            <w:hyperlink w:history="1" r:id="rId8djwh3nmz76unw40nttxt">
               <w:r>
                 <w:rPr>
                   <w:rFonts w:ascii="Arial" w:cs="Arial" w:eastAsia="Arial" w:hAnsi="Arial"/>
@@ -13691,7 +13691,7 @@
               <w:spacing w:after="10" w:before="0"/>
               <w:ind w:left="120"/>
             </w:pPr>
-            <w:hyperlink w:history="1" r:id="rIdldz_s0q98hghyqvwy6zgn">
+            <w:hyperlink w:history="1" r:id="rIdmpeivjzjdf3cqj958uwno">
               <w:r>
                 <w:rPr>
                   <w:rFonts w:ascii="Arial" w:cs="Arial" w:eastAsia="Arial" w:hAnsi="Arial"/>
@@ -13923,7 +13923,7 @@
               <w:spacing w:after="10" w:before="0"/>
               <w:ind w:left="120"/>
             </w:pPr>
-            <w:hyperlink w:history="1" r:id="rIdyfrm3edt1dp3ntsjtyb5t">
+            <w:hyperlink w:history="1" r:id="rIdfr096nrioocxygcwkjo9q">
               <w:r>
                 <w:rPr>
                   <w:rFonts w:ascii="Arial" w:cs="Arial" w:eastAsia="Arial" w:hAnsi="Arial"/>
@@ -14000,7 +14000,7 @@
               <w:spacing w:after="10" w:before="0"/>
               <w:ind w:left="120"/>
             </w:pPr>
-            <w:hyperlink w:history="1" r:id="rIdz-jhc90dp_duwjfkqzfhe">
+            <w:hyperlink w:history="1" r:id="rIddog2uejfdqvayrgablxzs">
               <w:r>
                 <w:rPr>
                   <w:rFonts w:ascii="Arial" w:cs="Arial" w:eastAsia="Arial" w:hAnsi="Arial"/>
@@ -14540,7 +14540,7 @@
         </w:rPr>
         <w:t xml:space="preserve">© 2026 SeaVuria and ARES. Aligned with KICD objectives. Developed by SeaVuria; technical implementation by ARES (with AI assistance from Claude). Licensed under </w:t>
       </w:r>
-      <w:hyperlink w:history="1" r:id="rIdw4bpcos2--0gvpjiw1a0e">
+      <w:hyperlink w:history="1" r:id="rIdcvbvdp3qyenu1a1rpmcu2">
         <w:r>
           <w:rPr>
             <w:rFonts w:ascii="Arial" w:cs="Arial" w:eastAsia="Arial" w:hAnsi="Arial"/>
@@ -14561,7 +14561,7 @@
         </w:rPr>
         <w:t xml:space="preserve"> (</w:t>
       </w:r>
-      <w:hyperlink w:history="1" r:id="rIdjhmbk2mxm19xgbtrribqf">
+      <w:hyperlink w:history="1" r:id="rIduba9ptsuocfgpiudl8uig">
         <w:r>
           <w:rPr>
             <w:rFonts w:ascii="Arial" w:cs="Arial" w:eastAsia="Arial" w:hAnsi="Arial"/>
@@ -15618,7 +15618,7 @@
               <w:spacing w:after="10" w:before="0"/>
               <w:ind w:left="120"/>
             </w:pPr>
-            <w:hyperlink w:history="1" r:id="rIdshdl8jad3ob8yhrrhrqz8">
+            <w:hyperlink w:history="1" r:id="rIdz6paphnv4hbyhwoghf1sm">
               <w:r>
                 <w:rPr>
                   <w:rFonts w:ascii="Arial" w:cs="Arial" w:eastAsia="Arial" w:hAnsi="Arial"/>
@@ -15695,7 +15695,7 @@
               <w:spacing w:after="10" w:before="0"/>
               <w:ind w:left="120"/>
             </w:pPr>
-            <w:hyperlink w:history="1" r:id="rIduh9l5owymi2c0wxocsws5">
+            <w:hyperlink w:history="1" r:id="rIdsbpqqwubk07boq214ee04">
               <w:r>
                 <w:rPr>
                   <w:rFonts w:ascii="Arial" w:cs="Arial" w:eastAsia="Arial" w:hAnsi="Arial"/>
@@ -15927,7 +15927,7 @@
               <w:spacing w:after="10" w:before="0"/>
               <w:ind w:left="120"/>
             </w:pPr>
-            <w:hyperlink w:history="1" r:id="rIdmbke9f8r6ts3qxwzwy92j">
+            <w:hyperlink w:history="1" r:id="rId0llxgkgczfbot26sqoayb">
               <w:r>
                 <w:rPr>
                   <w:rFonts w:ascii="Arial" w:cs="Arial" w:eastAsia="Arial" w:hAnsi="Arial"/>
@@ -16004,7 +16004,7 @@
               <w:spacing w:after="10" w:before="0"/>
               <w:ind w:left="120"/>
             </w:pPr>
-            <w:hyperlink w:history="1" r:id="rIdfxm_vv4uq36rfrrc2-sul">
+            <w:hyperlink w:history="1" r:id="rIdf9smqzpo8qxj8hnluyxo2">
               <w:r>
                 <w:rPr>
                   <w:rFonts w:ascii="Arial" w:cs="Arial" w:eastAsia="Arial" w:hAnsi="Arial"/>
@@ -16236,7 +16236,7 @@
               <w:spacing w:after="10" w:before="0"/>
               <w:ind w:left="120"/>
             </w:pPr>
-            <w:hyperlink w:history="1" r:id="rIdfi7tfu--62hb5zzuaigqo">
+            <w:hyperlink w:history="1" r:id="rIdf9zwdxdydz5b9jwm5ung2">
               <w:r>
                 <w:rPr>
                   <w:rFonts w:ascii="Arial" w:cs="Arial" w:eastAsia="Arial" w:hAnsi="Arial"/>
@@ -16313,7 +16313,7 @@
               <w:spacing w:after="10" w:before="0"/>
               <w:ind w:left="120"/>
             </w:pPr>
-            <w:hyperlink w:history="1" r:id="rIdjc4-bi5tlm9lifsnrtlrx">
+            <w:hyperlink w:history="1" r:id="rIdmqarabd2ikf8vysnbo0zd">
               <w:r>
                 <w:rPr>
                   <w:rFonts w:ascii="Arial" w:cs="Arial" w:eastAsia="Arial" w:hAnsi="Arial"/>
@@ -16545,7 +16545,7 @@
               <w:spacing w:after="10" w:before="0"/>
               <w:ind w:left="120"/>
             </w:pPr>
-            <w:hyperlink w:history="1" r:id="rIdtcd3iivomjbnjujcfgoig">
+            <w:hyperlink w:history="1" r:id="rIdq5lbpsgw7pvnvagvn4ips">
               <w:r>
                 <w:rPr>
                   <w:rFonts w:ascii="Arial" w:cs="Arial" w:eastAsia="Arial" w:hAnsi="Arial"/>
@@ -16622,7 +16622,7 @@
               <w:spacing w:after="10" w:before="0"/>
               <w:ind w:left="120"/>
             </w:pPr>
-            <w:hyperlink w:history="1" r:id="rId_gwompho77xmuj2wkc6bt">
+            <w:hyperlink w:history="1" r:id="rIddzdqop5nxzkqgqqjzhkr8">
               <w:r>
                 <w:rPr>
                   <w:rFonts w:ascii="Arial" w:cs="Arial" w:eastAsia="Arial" w:hAnsi="Arial"/>
@@ -16854,7 +16854,7 @@
               <w:spacing w:after="10" w:before="0"/>
               <w:ind w:left="120"/>
             </w:pPr>
-            <w:hyperlink w:history="1" r:id="rIdt9uljn2yffb--7lgaefzc">
+            <w:hyperlink w:history="1" r:id="rIdurpiin28a6hgy2ldi3jgv">
               <w:r>
                 <w:rPr>
                   <w:rFonts w:ascii="Arial" w:cs="Arial" w:eastAsia="Arial" w:hAnsi="Arial"/>
@@ -16931,7 +16931,7 @@
               <w:spacing w:after="10" w:before="0"/>
               <w:ind w:left="120"/>
             </w:pPr>
-            <w:hyperlink w:history="1" r:id="rIdwzxfxs92xk6lwpofqll_w">
+            <w:hyperlink w:history="1" r:id="rId4frry-f4wzq2bqb1eprtd">
               <w:r>
                 <w:rPr>
                   <w:rFonts w:ascii="Arial" w:cs="Arial" w:eastAsia="Arial" w:hAnsi="Arial"/>
@@ -17571,7 +17571,7 @@
         </w:rPr>
         <w:t xml:space="preserve">© 2026 SeaVuria and ARES. Aligned with KICD objectives. Developed by SeaVuria; technical implementation by ARES (with AI assistance from Claude). Licensed under </w:t>
       </w:r>
-      <w:hyperlink w:history="1" r:id="rIdtc1zecginjhsadio7hgt6">
+      <w:hyperlink w:history="1" r:id="rIdanaika_ni8fyecns_t6ui">
         <w:r>
           <w:rPr>
             <w:rFonts w:ascii="Arial" w:cs="Arial" w:eastAsia="Arial" w:hAnsi="Arial"/>
@@ -17592,7 +17592,7 @@
         </w:rPr>
         <w:t xml:space="preserve"> (</w:t>
       </w:r>
-      <w:hyperlink w:history="1" r:id="rIdmqjgzahwvka2yz0nevksx">
+      <w:hyperlink w:history="1" r:id="rIdkxwg5z89p7lgkpwdmciml">
         <w:r>
           <w:rPr>
             <w:rFonts w:ascii="Arial" w:cs="Arial" w:eastAsia="Arial" w:hAnsi="Arial"/>
@@ -18649,7 +18649,7 @@
               <w:spacing w:after="10" w:before="0"/>
               <w:ind w:left="120"/>
             </w:pPr>
-            <w:hyperlink w:history="1" r:id="rId4xmwflv5avnwwh3brd7ka">
+            <w:hyperlink w:history="1" r:id="rIdtz82pncp9gqz-qtbrtdy6">
               <w:r>
                 <w:rPr>
                   <w:rFonts w:ascii="Arial" w:cs="Arial" w:eastAsia="Arial" w:hAnsi="Arial"/>
@@ -18726,7 +18726,7 @@
               <w:spacing w:after="10" w:before="0"/>
               <w:ind w:left="120"/>
             </w:pPr>
-            <w:hyperlink w:history="1" r:id="rIdht9ynb2vxgpx7enyjvn1s">
+            <w:hyperlink w:history="1" r:id="rIdm2hp0bfntcuc3pto9zzll">
               <w:r>
                 <w:rPr>
                   <w:rFonts w:ascii="Arial" w:cs="Arial" w:eastAsia="Arial" w:hAnsi="Arial"/>
@@ -18958,7 +18958,7 @@
               <w:spacing w:after="10" w:before="0"/>
               <w:ind w:left="120"/>
             </w:pPr>
-            <w:hyperlink w:history="1" r:id="rIdefyw90rbjydmnazoegeog">
+            <w:hyperlink w:history="1" r:id="rIdvi8v_w0s0uxlhcfuhbjf9">
               <w:r>
                 <w:rPr>
                   <w:rFonts w:ascii="Arial" w:cs="Arial" w:eastAsia="Arial" w:hAnsi="Arial"/>
@@ -19035,7 +19035,7 @@
               <w:spacing w:after="10" w:before="0"/>
               <w:ind w:left="120"/>
             </w:pPr>
-            <w:hyperlink w:history="1" r:id="rId4leqkue5nhy1p1ifgfo5p">
+            <w:hyperlink w:history="1" r:id="rId4ngptq4zkxnflfxywlrui">
               <w:r>
                 <w:rPr>
                   <w:rFonts w:ascii="Arial" w:cs="Arial" w:eastAsia="Arial" w:hAnsi="Arial"/>
@@ -19267,7 +19267,7 @@
               <w:spacing w:after="10" w:before="0"/>
               <w:ind w:left="120"/>
             </w:pPr>
-            <w:hyperlink w:history="1" r:id="rIdafc-skxowu_j6lpu5gc9w">
+            <w:hyperlink w:history="1" r:id="rIdfpkhf-2lv3aumgoj6tapo">
               <w:r>
                 <w:rPr>
                   <w:rFonts w:ascii="Arial" w:cs="Arial" w:eastAsia="Arial" w:hAnsi="Arial"/>
@@ -19344,7 +19344,7 @@
               <w:spacing w:after="10" w:before="0"/>
               <w:ind w:left="120"/>
             </w:pPr>
-            <w:hyperlink w:history="1" r:id="rId69djurupbustv6fzb3ttm">
+            <w:hyperlink w:history="1" r:id="rId-tcvchhfqm3wdzxiorrdf">
               <w:r>
                 <w:rPr>
                   <w:rFonts w:ascii="Arial" w:cs="Arial" w:eastAsia="Arial" w:hAnsi="Arial"/>
@@ -19576,7 +19576,7 @@
               <w:spacing w:after="10" w:before="0"/>
               <w:ind w:left="120"/>
             </w:pPr>
-            <w:hyperlink w:history="1" r:id="rIdukyusu3_0wkpzowomu_au">
+            <w:hyperlink w:history="1" r:id="rIdk45qxvuvgcagk_j81x8mv">
               <w:r>
                 <w:rPr>
                   <w:rFonts w:ascii="Arial" w:cs="Arial" w:eastAsia="Arial" w:hAnsi="Arial"/>
@@ -19653,7 +19653,7 @@
               <w:spacing w:after="10" w:before="0"/>
               <w:ind w:left="120"/>
             </w:pPr>
-            <w:hyperlink w:history="1" r:id="rIdqxz1tcya8s8vul4m-3lb6">
+            <w:hyperlink w:history="1" r:id="rIdkqxiylq6jm6oxuiri8noe">
               <w:r>
                 <w:rPr>
                   <w:rFonts w:ascii="Arial" w:cs="Arial" w:eastAsia="Arial" w:hAnsi="Arial"/>
@@ -19885,7 +19885,7 @@
               <w:spacing w:after="10" w:before="0"/>
               <w:ind w:left="120"/>
             </w:pPr>
-            <w:hyperlink w:history="1" r:id="rIdz_wlmunbdic-7wtjlhsfp">
+            <w:hyperlink w:history="1" r:id="rIdqke3q954pgyfbiiwujb_y">
               <w:r>
                 <w:rPr>
                   <w:rFonts w:ascii="Arial" w:cs="Arial" w:eastAsia="Arial" w:hAnsi="Arial"/>
@@ -19962,7 +19962,7 @@
               <w:spacing w:after="10" w:before="0"/>
               <w:ind w:left="120"/>
             </w:pPr>
-            <w:hyperlink w:history="1" r:id="rIdjeny-g_54qrgdicx17mp4">
+            <w:hyperlink w:history="1" r:id="rIdligz_w03jje7mlf6hbawu">
               <w:r>
                 <w:rPr>
                   <w:rFonts w:ascii="Arial" w:cs="Arial" w:eastAsia="Arial" w:hAnsi="Arial"/>
@@ -20502,7 +20502,7 @@
         </w:rPr>
         <w:t xml:space="preserve">© 2026 SeaVuria and ARES. Aligned with KICD objectives. Developed by SeaVuria; technical implementation by ARES (with AI assistance from Claude). Licensed under </w:t>
       </w:r>
-      <w:hyperlink w:history="1" r:id="rIdvjowalxibfn0cydzuhral">
+      <w:hyperlink w:history="1" r:id="rIdhaocww6tspfrbs3lyy36c">
         <w:r>
           <w:rPr>
             <w:rFonts w:ascii="Arial" w:cs="Arial" w:eastAsia="Arial" w:hAnsi="Arial"/>
@@ -20523,7 +20523,7 @@
         </w:rPr>
         <w:t xml:space="preserve"> (</w:t>
       </w:r>
-      <w:hyperlink w:history="1" r:id="rIdvjawzzy7lyzsdbeguptxe">
+      <w:hyperlink w:history="1" r:id="rIdv-rvc9ancj0zee-caneti">
         <w:r>
           <w:rPr>
             <w:rFonts w:ascii="Arial" w:cs="Arial" w:eastAsia="Arial" w:hAnsi="Arial"/>
@@ -21563,7 +21563,7 @@
             <w:pPr>
               <w:spacing w:after="20" w:before="0"/>
             </w:pPr>
-            <w:hyperlink w:history="1" r:id="rIdolmr3reoo5jdzeawewjcm">
+            <w:hyperlink w:history="1" r:id="rIdpnmq6x1jkjyzgw1kd6g04">
               <w:r>
                 <w:rPr>
                   <w:rFonts w:ascii="Arial" w:cs="Arial" w:eastAsia="Arial" w:hAnsi="Arial"/>
@@ -21596,7 +21596,7 @@
               <w:spacing w:after="10" w:before="0"/>
               <w:ind w:left="120"/>
             </w:pPr>
-            <w:hyperlink w:history="1" r:id="rIdpcg6acmiuxma1hssqwjeo">
+            <w:hyperlink w:history="1" r:id="rIdqyy3yn8ntuphx8zte309q">
               <w:r>
                 <w:rPr>
                   <w:rFonts w:ascii="Arial" w:cs="Arial" w:eastAsia="Arial" w:hAnsi="Arial"/>
@@ -21641,7 +21641,7 @@
             <w:pPr>
               <w:spacing w:after="20" w:before="0"/>
             </w:pPr>
-            <w:hyperlink w:history="1" r:id="rIdudjl4gufxmfuvduftk3jm">
+            <w:hyperlink w:history="1" r:id="rId1rbcztkulojzxctruf9wa">
               <w:r>
                 <w:rPr>
                   <w:rFonts w:ascii="Arial" w:cs="Arial" w:eastAsia="Arial" w:hAnsi="Arial"/>
@@ -21674,7 +21674,7 @@
               <w:spacing w:after="10" w:before="0"/>
               <w:ind w:left="120"/>
             </w:pPr>
-            <w:hyperlink w:history="1" r:id="rIdf9dsmnj9xlclnyzsgxspn">
+            <w:hyperlink w:history="1" r:id="rIdcesxibsipklyyh95mhzh5">
               <w:r>
                 <w:rPr>
                   <w:rFonts w:ascii="Arial" w:cs="Arial" w:eastAsia="Arial" w:hAnsi="Arial"/>
@@ -21874,7 +21874,7 @@
             <w:pPr>
               <w:spacing w:after="20" w:before="0"/>
             </w:pPr>
-            <w:hyperlink w:history="1" r:id="rIdjhva_jdjtn8hswbiqdck_">
+            <w:hyperlink w:history="1" r:id="rIdpb0eoprgssliwvufkolfv">
               <w:r>
                 <w:rPr>
                   <w:rFonts w:ascii="Arial" w:cs="Arial" w:eastAsia="Arial" w:hAnsi="Arial"/>
@@ -21907,7 +21907,7 @@
               <w:spacing w:after="10" w:before="0"/>
               <w:ind w:left="120"/>
             </w:pPr>
-            <w:hyperlink w:history="1" r:id="rIdegszkkt6wtktrhpj71x8q">
+            <w:hyperlink w:history="1" r:id="rIdmu8ksrb_ostbsnayif1mm">
               <w:r>
                 <w:rPr>
                   <w:rFonts w:ascii="Arial" w:cs="Arial" w:eastAsia="Arial" w:hAnsi="Arial"/>
@@ -21952,7 +21952,7 @@
             <w:pPr>
               <w:spacing w:after="20" w:before="0"/>
             </w:pPr>
-            <w:hyperlink w:history="1" r:id="rId8wytjcarsrj1jmmsliefu">
+            <w:hyperlink w:history="1" r:id="rIdwybdfilsyd7dugaoeqkpl">
               <w:r>
                 <w:rPr>
                   <w:rFonts w:ascii="Arial" w:cs="Arial" w:eastAsia="Arial" w:hAnsi="Arial"/>
@@ -21985,7 +21985,7 @@
               <w:spacing w:after="10" w:before="0"/>
               <w:ind w:left="120"/>
             </w:pPr>
-            <w:hyperlink w:history="1" r:id="rIdjmxzchldrioaqb-rux3m1">
+            <w:hyperlink w:history="1" r:id="rIdwuikq64rdye1nxeyxkayd">
               <w:r>
                 <w:rPr>
                   <w:rFonts w:ascii="Arial" w:cs="Arial" w:eastAsia="Arial" w:hAnsi="Arial"/>
@@ -22185,7 +22185,7 @@
             <w:pPr>
               <w:spacing w:after="20" w:before="0"/>
             </w:pPr>
-            <w:hyperlink w:history="1" r:id="rIdou4zp5yv1xkstqrumulua">
+            <w:hyperlink w:history="1" r:id="rIdlnswxvpoxzeaqxrtmwvno">
               <w:r>
                 <w:rPr>
                   <w:rFonts w:ascii="Arial" w:cs="Arial" w:eastAsia="Arial" w:hAnsi="Arial"/>
@@ -22234,7 +22234,7 @@
               <w:spacing w:after="10" w:before="0"/>
               <w:ind w:left="120"/>
             </w:pPr>
-            <w:hyperlink w:history="1" r:id="rIdbnatpet8itre8ciu0nv89">
+            <w:hyperlink w:history="1" r:id="rIdtyfe_hnquh-qgw2sxdv_i">
               <w:r>
                 <w:rPr>
                   <w:rFonts w:ascii="Arial" w:cs="Arial" w:eastAsia="Arial" w:hAnsi="Arial"/>
@@ -22279,7 +22279,7 @@
             <w:pPr>
               <w:spacing w:after="20" w:before="0"/>
             </w:pPr>
-            <w:hyperlink w:history="1" r:id="rIdrwq4wfosw8bmss191okjs">
+            <w:hyperlink w:history="1" r:id="rIdsgibmd-aqf95-dgdu9ycq">
               <w:r>
                 <w:rPr>
                   <w:rFonts w:ascii="Arial" w:cs="Arial" w:eastAsia="Arial" w:hAnsi="Arial"/>
@@ -22312,7 +22312,7 @@
               <w:spacing w:after="10" w:before="0"/>
               <w:ind w:left="120"/>
             </w:pPr>
-            <w:hyperlink w:history="1" r:id="rId7epy8zzymgr54dhgnvlqq">
+            <w:hyperlink w:history="1" r:id="rIdr4_e6bohsa5p6dp7vsysp">
               <w:r>
                 <w:rPr>
                   <w:rFonts w:ascii="Arial" w:cs="Arial" w:eastAsia="Arial" w:hAnsi="Arial"/>
@@ -22512,7 +22512,7 @@
             <w:pPr>
               <w:spacing w:after="20" w:before="0"/>
             </w:pPr>
-            <w:hyperlink w:history="1" r:id="rIdauzawf3vmwx0_url6qsd9">
+            <w:hyperlink w:history="1" r:id="rIdaaqcktdggeatsopbplb3d">
               <w:r>
                 <w:rPr>
                   <w:rFonts w:ascii="Arial" w:cs="Arial" w:eastAsia="Arial" w:hAnsi="Arial"/>
@@ -22545,7 +22545,7 @@
               <w:spacing w:after="10" w:before="0"/>
               <w:ind w:left="120"/>
             </w:pPr>
-            <w:hyperlink w:history="1" r:id="rIdagsh13yizmsdbkskj5ahu">
+            <w:hyperlink w:history="1" r:id="rIddn1xmdrrf6vl2vuphar2l">
               <w:r>
                 <w:rPr>
                   <w:rFonts w:ascii="Arial" w:cs="Arial" w:eastAsia="Arial" w:hAnsi="Arial"/>
@@ -22590,7 +22590,7 @@
             <w:pPr>
               <w:spacing w:after="20" w:before="0"/>
             </w:pPr>
-            <w:hyperlink w:history="1" r:id="rIdx3jkytxig-hs2gntn4zob">
+            <w:hyperlink w:history="1" r:id="rIdy6enl1zlmu4tatwygrv6k">
               <w:r>
                 <w:rPr>
                   <w:rFonts w:ascii="Arial" w:cs="Arial" w:eastAsia="Arial" w:hAnsi="Arial"/>
@@ -22623,7 +22623,7 @@
               <w:spacing w:after="10" w:before="0"/>
               <w:ind w:left="120"/>
             </w:pPr>
-            <w:hyperlink w:history="1" r:id="rIdabmfvdlhwt_iz6_wdkmnp">
+            <w:hyperlink w:history="1" r:id="rId_zdm0v9ewcvgovbxmzjma">
               <w:r>
                 <w:rPr>
                   <w:rFonts w:ascii="Arial" w:cs="Arial" w:eastAsia="Arial" w:hAnsi="Arial"/>
@@ -22823,7 +22823,7 @@
             <w:pPr>
               <w:spacing w:after="20" w:before="0"/>
             </w:pPr>
-            <w:hyperlink w:history="1" r:id="rId-ruyxpx3ggdpymtyyhlyd">
+            <w:hyperlink w:history="1" r:id="rIdddspeqg9ewyaohut5uaiq">
               <w:r>
                 <w:rPr>
                   <w:rFonts w:ascii="Arial" w:cs="Arial" w:eastAsia="Arial" w:hAnsi="Arial"/>
@@ -22856,7 +22856,7 @@
               <w:spacing w:after="10" w:before="0"/>
               <w:ind w:left="120"/>
             </w:pPr>
-            <w:hyperlink w:history="1" r:id="rIdlc8nkolyr_saoyeqbu9co">
+            <w:hyperlink w:history="1" r:id="rIdr7x5iscxivsjhhaj9jw7p">
               <w:r>
                 <w:rPr>
                   <w:rFonts w:ascii="Arial" w:cs="Arial" w:eastAsia="Arial" w:hAnsi="Arial"/>
@@ -22901,7 +22901,7 @@
             <w:pPr>
               <w:spacing w:after="20" w:before="0"/>
             </w:pPr>
-            <w:hyperlink w:history="1" r:id="rIdgohah56oimt5msrtuq-gy">
+            <w:hyperlink w:history="1" r:id="rIdcleo6bblxafsq_nmtzvjy">
               <w:r>
                 <w:rPr>
                   <w:rFonts w:ascii="Arial" w:cs="Arial" w:eastAsia="Arial" w:hAnsi="Arial"/>
@@ -22950,7 +22950,7 @@
               <w:spacing w:after="10" w:before="0"/>
               <w:ind w:left="120"/>
             </w:pPr>
-            <w:hyperlink w:history="1" r:id="rIdem51yo4kgslj790wqyw7k">
+            <w:hyperlink w:history="1" r:id="rId87logb5hnbkzpqln3bcx2">
               <w:r>
                 <w:rPr>
                   <w:rFonts w:ascii="Arial" w:cs="Arial" w:eastAsia="Arial" w:hAnsi="Arial"/>
@@ -23475,7 +23475,7 @@
         </w:rPr>
         <w:t xml:space="preserve">© 2026 SeaVuria and ARES. Aligned with KICD objectives. Developed by SeaVuria; technical implementation by ARES (with AI assistance from Claude). Licensed under </w:t>
       </w:r>
-      <w:hyperlink w:history="1" r:id="rIddu4xzm6symr9f1wqhsgmc">
+      <w:hyperlink w:history="1" r:id="rIdaqtsf7-ebbowkp6bwfybs">
         <w:r>
           <w:rPr>
             <w:rFonts w:ascii="Arial" w:cs="Arial" w:eastAsia="Arial" w:hAnsi="Arial"/>
@@ -23496,7 +23496,7 @@
         </w:rPr>
         <w:t xml:space="preserve"> (</w:t>
       </w:r>
-      <w:hyperlink w:history="1" r:id="rIdgrvoo3bkk9ko6aovesypp">
+      <w:hyperlink w:history="1" r:id="rId_q3ahrovqkzobflpjqfju">
         <w:r>
           <w:rPr>
             <w:rFonts w:ascii="Arial" w:cs="Arial" w:eastAsia="Arial" w:hAnsi="Arial"/>
@@ -24536,7 +24536,7 @@
             <w:pPr>
               <w:spacing w:after="20" w:before="0"/>
             </w:pPr>
-            <w:hyperlink w:history="1" r:id="rIdwx0qbypci1rhlcq9ydgej">
+            <w:hyperlink w:history="1" r:id="rId9fyqulejh1pm3hlocsyhr">
               <w:r>
                 <w:rPr>
                   <w:rFonts w:ascii="Arial" w:cs="Arial" w:eastAsia="Arial" w:hAnsi="Arial"/>
@@ -24585,7 +24585,7 @@
               <w:spacing w:after="10" w:before="0"/>
               <w:ind w:left="120"/>
             </w:pPr>
-            <w:hyperlink w:history="1" r:id="rIdl88gr2pfgep4ajkauubmq">
+            <w:hyperlink w:history="1" r:id="rIdxh8grbyobhu0ck8acn-ey">
               <w:r>
                 <w:rPr>
                   <w:rFonts w:ascii="Arial" w:cs="Arial" w:eastAsia="Arial" w:hAnsi="Arial"/>
@@ -24630,7 +24630,7 @@
             <w:pPr>
               <w:spacing w:after="20" w:before="0"/>
             </w:pPr>
-            <w:hyperlink w:history="1" r:id="rIdfsihvuqhqpfo_2xwjpvtj">
+            <w:hyperlink w:history="1" r:id="rIdp_g4nokgajr3eamqipp_v">
               <w:r>
                 <w:rPr>
                   <w:rFonts w:ascii="Arial" w:cs="Arial" w:eastAsia="Arial" w:hAnsi="Arial"/>
@@ -24663,7 +24663,7 @@
               <w:spacing w:after="10" w:before="0"/>
               <w:ind w:left="120"/>
             </w:pPr>
-            <w:hyperlink w:history="1" r:id="rId6z9fvapammxcyro1mqeei">
+            <w:hyperlink w:history="1" r:id="rId59qa1n8xgxwl65zwnf4wy">
               <w:r>
                 <w:rPr>
                   <w:rFonts w:ascii="Arial" w:cs="Arial" w:eastAsia="Arial" w:hAnsi="Arial"/>
@@ -24863,7 +24863,7 @@
             <w:pPr>
               <w:spacing w:after="20" w:before="0"/>
             </w:pPr>
-            <w:hyperlink w:history="1" r:id="rId323qkndfcyg3o684r2apj">
+            <w:hyperlink w:history="1" r:id="rIde-xkt3zaw5i8ynhgxtj7c">
               <w:r>
                 <w:rPr>
                   <w:rFonts w:ascii="Arial" w:cs="Arial" w:eastAsia="Arial" w:hAnsi="Arial"/>
@@ -24912,7 +24912,7 @@
               <w:spacing w:after="10" w:before="0"/>
               <w:ind w:left="120"/>
             </w:pPr>
-            <w:hyperlink w:history="1" r:id="rIdxlkbdczrcnusvq-6rrnux">
+            <w:hyperlink w:history="1" r:id="rIdqp8z2qc8_l_j5q_lsgvhy">
               <w:r>
                 <w:rPr>
                   <w:rFonts w:ascii="Arial" w:cs="Arial" w:eastAsia="Arial" w:hAnsi="Arial"/>
@@ -24957,7 +24957,7 @@
             <w:pPr>
               <w:spacing w:after="20" w:before="0"/>
             </w:pPr>
-            <w:hyperlink w:history="1" r:id="rId5ynm298qhdogstco3yu9i">
+            <w:hyperlink w:history="1" r:id="rIdb8g1462i1rbc9nyi6mhan">
               <w:r>
                 <w:rPr>
                   <w:rFonts w:ascii="Arial" w:cs="Arial" w:eastAsia="Arial" w:hAnsi="Arial"/>
@@ -24990,7 +24990,7 @@
               <w:spacing w:after="10" w:before="0"/>
               <w:ind w:left="120"/>
             </w:pPr>
-            <w:hyperlink w:history="1" r:id="rIdxavr88mcny8w_q4ob-o5w">
+            <w:hyperlink w:history="1" r:id="rIdvzjcid3kghicc-1xljxv4">
               <w:r>
                 <w:rPr>
                   <w:rFonts w:ascii="Arial" w:cs="Arial" w:eastAsia="Arial" w:hAnsi="Arial"/>
@@ -25190,7 +25190,7 @@
             <w:pPr>
               <w:spacing w:after="20" w:before="0"/>
             </w:pPr>
-            <w:hyperlink w:history="1" r:id="rIdswh6hcti2rvnbqhohyiie">
+            <w:hyperlink w:history="1" r:id="rIdc8afv3pizo7acd-eldlh_">
               <w:r>
                 <w:rPr>
                   <w:rFonts w:ascii="Arial" w:cs="Arial" w:eastAsia="Arial" w:hAnsi="Arial"/>
@@ -25239,7 +25239,7 @@
               <w:spacing w:after="10" w:before="0"/>
               <w:ind w:left="120"/>
             </w:pPr>
-            <w:hyperlink w:history="1" r:id="rIdvrpzpcxixnhqrdrueqabi">
+            <w:hyperlink w:history="1" r:id="rIdy5jrb5wkbsv4evqovvtpd">
               <w:r>
                 <w:rPr>
                   <w:rFonts w:ascii="Arial" w:cs="Arial" w:eastAsia="Arial" w:hAnsi="Arial"/>
@@ -25284,7 +25284,7 @@
             <w:pPr>
               <w:spacing w:after="20" w:before="0"/>
             </w:pPr>
-            <w:hyperlink w:history="1" r:id="rIdrxucrtmejlx76dgp2vjw3">
+            <w:hyperlink w:history="1" r:id="rIdkggzhfp-fcodxsbksvdin">
               <w:r>
                 <w:rPr>
                   <w:rFonts w:ascii="Arial" w:cs="Arial" w:eastAsia="Arial" w:hAnsi="Arial"/>
@@ -25317,7 +25317,7 @@
               <w:spacing w:after="10" w:before="0"/>
               <w:ind w:left="120"/>
             </w:pPr>
-            <w:hyperlink w:history="1" r:id="rIddb4cagg0nzq6qwzwluwbx">
+            <w:hyperlink w:history="1" r:id="rIdyyb534zo1ejbp-vdjhgrz">
               <w:r>
                 <w:rPr>
                   <w:rFonts w:ascii="Arial" w:cs="Arial" w:eastAsia="Arial" w:hAnsi="Arial"/>
@@ -25517,7 +25517,7 @@
             <w:pPr>
               <w:spacing w:after="20" w:before="0"/>
             </w:pPr>
-            <w:hyperlink w:history="1" r:id="rIdnwmoxevvhw0a9c2l3seno">
+            <w:hyperlink w:history="1" r:id="rId5y59kcia2mgei0my8fcbz">
               <w:r>
                 <w:rPr>
                   <w:rFonts w:ascii="Arial" w:cs="Arial" w:eastAsia="Arial" w:hAnsi="Arial"/>
@@ -25566,7 +25566,7 @@
               <w:spacing w:after="10" w:before="0"/>
               <w:ind w:left="120"/>
             </w:pPr>
-            <w:hyperlink w:history="1" r:id="rIdiw9gsrn9smnbifyzo7a7r">
+            <w:hyperlink w:history="1" r:id="rIdnu7uf-a89jqmd25eeuoz_">
               <w:r>
                 <w:rPr>
                   <w:rFonts w:ascii="Arial" w:cs="Arial" w:eastAsia="Arial" w:hAnsi="Arial"/>
@@ -25611,7 +25611,7 @@
             <w:pPr>
               <w:spacing w:after="20" w:before="0"/>
             </w:pPr>
-            <w:hyperlink w:history="1" r:id="rIdj2evs5lbd29vta3cxrlms">
+            <w:hyperlink w:history="1" r:id="rIdk_yr3w8swsnxotsepvtjz">
               <w:r>
                 <w:rPr>
                   <w:rFonts w:ascii="Arial" w:cs="Arial" w:eastAsia="Arial" w:hAnsi="Arial"/>
@@ -25644,7 +25644,7 @@
               <w:spacing w:after="10" w:before="0"/>
               <w:ind w:left="120"/>
             </w:pPr>
-            <w:hyperlink w:history="1" r:id="rIdc-dl_fn8zrgsqashydcfj">
+            <w:hyperlink w:history="1" r:id="rId4fndvey5j3a6whbmn9vpm">
               <w:r>
                 <w:rPr>
                   <w:rFonts w:ascii="Arial" w:cs="Arial" w:eastAsia="Arial" w:hAnsi="Arial"/>
@@ -25844,7 +25844,7 @@
             <w:pPr>
               <w:spacing w:after="20" w:before="0"/>
             </w:pPr>
-            <w:hyperlink w:history="1" r:id="rIdeltfpjrzpgocim9t_nk8u">
+            <w:hyperlink w:history="1" r:id="rIdbncuu4jq7usfasp3e1o4s">
               <w:r>
                 <w:rPr>
                   <w:rFonts w:ascii="Arial" w:cs="Arial" w:eastAsia="Arial" w:hAnsi="Arial"/>
@@ -25893,7 +25893,7 @@
               <w:spacing w:after="10" w:before="0"/>
               <w:ind w:left="120"/>
             </w:pPr>
-            <w:hyperlink w:history="1" r:id="rIdydazyimmemboruagtweob">
+            <w:hyperlink w:history="1" r:id="rIdexcngbrefufepyslioipj">
               <w:r>
                 <w:rPr>
                   <w:rFonts w:ascii="Arial" w:cs="Arial" w:eastAsia="Arial" w:hAnsi="Arial"/>
@@ -25938,7 +25938,7 @@
             <w:pPr>
               <w:spacing w:after="20" w:before="0"/>
             </w:pPr>
-            <w:hyperlink w:history="1" r:id="rIdxzukddsu7scdatjxjoz0s">
+            <w:hyperlink w:history="1" r:id="rIdnjugemxxye99rzfzrnqwh">
               <w:r>
                 <w:rPr>
                   <w:rFonts w:ascii="Arial" w:cs="Arial" w:eastAsia="Arial" w:hAnsi="Arial"/>
@@ -25971,7 +25971,7 @@
               <w:spacing w:after="10" w:before="0"/>
               <w:ind w:left="120"/>
             </w:pPr>
-            <w:hyperlink w:history="1" r:id="rIdna0smgwym23lcbmmorofi">
+            <w:hyperlink w:history="1" r:id="rIdzmj0dp4i_ojexxgvsblir">
               <w:r>
                 <w:rPr>
                   <w:rFonts w:ascii="Arial" w:cs="Arial" w:eastAsia="Arial" w:hAnsi="Arial"/>
@@ -26496,7 +26496,7 @@
         </w:rPr>
         <w:t xml:space="preserve">© 2026 SeaVuria and ARES. Aligned with KICD objectives. Developed by SeaVuria; technical implementation by ARES (with AI assistance from Claude). Licensed under </w:t>
       </w:r>
-      <w:hyperlink w:history="1" r:id="rIdq5xwhufqhb7nj3fenowxx">
+      <w:hyperlink w:history="1" r:id="rIdxuidnrnkdd7h0jkzs7ddj">
         <w:r>
           <w:rPr>
             <w:rFonts w:ascii="Arial" w:cs="Arial" w:eastAsia="Arial" w:hAnsi="Arial"/>
@@ -26517,7 +26517,7 @@
         </w:rPr>
         <w:t xml:space="preserve"> (</w:t>
       </w:r>
-      <w:hyperlink w:history="1" r:id="rIdhuqldzbti6yvig99bdha8">
+      <w:hyperlink w:history="1" r:id="rIdec5dej_fptfnpfimw5cx2">
         <w:r>
           <w:rPr>
             <w:rFonts w:ascii="Arial" w:cs="Arial" w:eastAsia="Arial" w:hAnsi="Arial"/>
@@ -27574,7 +27574,7 @@
               <w:spacing w:after="10" w:before="0"/>
               <w:ind w:left="120"/>
             </w:pPr>
-            <w:hyperlink w:history="1" r:id="rIdn4ygxwb3mvcvmkxsolc0g">
+            <w:hyperlink w:history="1" r:id="rIddfgai3wdnit3xjexia42n">
               <w:r>
                 <w:rPr>
                   <w:rFonts w:ascii="Arial" w:cs="Arial" w:eastAsia="Arial" w:hAnsi="Arial"/>
@@ -27634,7 +27634,7 @@
             <w:pPr>
               <w:spacing w:after="20" w:before="0"/>
             </w:pPr>
-            <w:hyperlink w:history="1" r:id="rIdoz2uzjxexz47vszkyb7wm">
+            <w:hyperlink w:history="1" r:id="rIdby0v4o9qjjgcqbgxhvjts">
               <w:r>
                 <w:rPr>
                   <w:rFonts w:ascii="Arial" w:cs="Arial" w:eastAsia="Arial" w:hAnsi="Arial"/>
@@ -27683,7 +27683,7 @@
               <w:spacing w:after="10" w:before="0"/>
               <w:ind w:left="120"/>
             </w:pPr>
-            <w:hyperlink w:history="1" r:id="rIdkxb0jwpzu4d8sb609hb6m">
+            <w:hyperlink w:history="1" r:id="rIdb96kvbbm8mndoqwscmepk">
               <w:r>
                 <w:rPr>
                   <w:rFonts w:ascii="Arial" w:cs="Arial" w:eastAsia="Arial" w:hAnsi="Arial"/>
@@ -27900,7 +27900,7 @@
               <w:spacing w:after="10" w:before="0"/>
               <w:ind w:left="120"/>
             </w:pPr>
-            <w:hyperlink w:history="1" r:id="rIdtkpm0wz5brymya80umfr4">
+            <w:hyperlink w:history="1" r:id="rIdhqiibrjxcgh9sjeayvk1k">
               <w:r>
                 <w:rPr>
                   <w:rFonts w:ascii="Arial" w:cs="Arial" w:eastAsia="Arial" w:hAnsi="Arial"/>
@@ -27960,7 +27960,7 @@
             <w:pPr>
               <w:spacing w:after="20" w:before="0"/>
             </w:pPr>
-            <w:hyperlink w:history="1" r:id="rId8-pgdgm3xxcs-ivdc7pew">
+            <w:hyperlink w:history="1" r:id="rIdrdusxbuicqmd8qm0uqe6h">
               <w:r>
                 <w:rPr>
                   <w:rFonts w:ascii="Arial" w:cs="Arial" w:eastAsia="Arial" w:hAnsi="Arial"/>
@@ -28009,7 +28009,7 @@
               <w:spacing w:after="10" w:before="0"/>
               <w:ind w:left="120"/>
             </w:pPr>
-            <w:hyperlink w:history="1" r:id="rIdmhzkm4tksgyvclmp7bnos">
+            <w:hyperlink w:history="1" r:id="rIdlsnwbt50mqzheqkx46b-m">
               <w:r>
                 <w:rPr>
                   <w:rFonts w:ascii="Arial" w:cs="Arial" w:eastAsia="Arial" w:hAnsi="Arial"/>
@@ -28226,7 +28226,7 @@
               <w:spacing w:after="10" w:before="0"/>
               <w:ind w:left="120"/>
             </w:pPr>
-            <w:hyperlink w:history="1" r:id="rId3wk26i7ryvexumrq6yqi9">
+            <w:hyperlink w:history="1" r:id="rIdkjhd0dlusbcmqepyznn4n">
               <w:r>
                 <w:rPr>
                   <w:rFonts w:ascii="Arial" w:cs="Arial" w:eastAsia="Arial" w:hAnsi="Arial"/>
@@ -28286,7 +28286,7 @@
             <w:pPr>
               <w:spacing w:after="20" w:before="0"/>
             </w:pPr>
-            <w:hyperlink w:history="1" r:id="rIddktc-rplodruotndmywmu">
+            <w:hyperlink w:history="1" r:id="rIdybukr6s-mcda-j0wp-leo">
               <w:r>
                 <w:rPr>
                   <w:rFonts w:ascii="Arial" w:cs="Arial" w:eastAsia="Arial" w:hAnsi="Arial"/>
@@ -28335,7 +28335,7 @@
               <w:spacing w:after="10" w:before="0"/>
               <w:ind w:left="120"/>
             </w:pPr>
-            <w:hyperlink w:history="1" r:id="rIdooi_9l2bptgyvz3gtx9pi">
+            <w:hyperlink w:history="1" r:id="rId10brvxdobkve3ceyqdnj-">
               <w:r>
                 <w:rPr>
                   <w:rFonts w:ascii="Arial" w:cs="Arial" w:eastAsia="Arial" w:hAnsi="Arial"/>
@@ -28552,7 +28552,7 @@
               <w:spacing w:after="10" w:before="0"/>
               <w:ind w:left="120"/>
             </w:pPr>
-            <w:hyperlink w:history="1" r:id="rIdkfn20tqcvdl6radx0qay3">
+            <w:hyperlink w:history="1" r:id="rIdazsbetqnjv2i5o8hhlkaz">
               <w:r>
                 <w:rPr>
                   <w:rFonts w:ascii="Arial" w:cs="Arial" w:eastAsia="Arial" w:hAnsi="Arial"/>
@@ -28612,7 +28612,7 @@
             <w:pPr>
               <w:spacing w:after="20" w:before="0"/>
             </w:pPr>
-            <w:hyperlink w:history="1" r:id="rIdd49kjefmuf1pxuh-fx5gt">
+            <w:hyperlink w:history="1" r:id="rIdxisqxntmutvqiel5tj62c">
               <w:r>
                 <w:rPr>
                   <w:rFonts w:ascii="Arial" w:cs="Arial" w:eastAsia="Arial" w:hAnsi="Arial"/>
@@ -28661,7 +28661,7 @@
               <w:spacing w:after="10" w:before="0"/>
               <w:ind w:left="120"/>
             </w:pPr>
-            <w:hyperlink w:history="1" r:id="rIddp3njm82zftzrgevunblb">
+            <w:hyperlink w:history="1" r:id="rIdurqeoalcqe5dcghytcsyq">
               <w:r>
                 <w:rPr>
                   <w:rFonts w:ascii="Arial" w:cs="Arial" w:eastAsia="Arial" w:hAnsi="Arial"/>
@@ -28878,7 +28878,7 @@
               <w:spacing w:after="10" w:before="0"/>
               <w:ind w:left="120"/>
             </w:pPr>
-            <w:hyperlink w:history="1" r:id="rIdky6m-39gvae3_qycaxpa0">
+            <w:hyperlink w:history="1" r:id="rIddgzetletqqeytmkbngfkz">
               <w:r>
                 <w:rPr>
                   <w:rFonts w:ascii="Arial" w:cs="Arial" w:eastAsia="Arial" w:hAnsi="Arial"/>
@@ -28938,7 +28938,7 @@
             <w:pPr>
               <w:spacing w:after="20" w:before="0"/>
             </w:pPr>
-            <w:hyperlink w:history="1" r:id="rIddfe1yvx5b9zfr9i5zojds">
+            <w:hyperlink w:history="1" r:id="rIdnnb3w2xnsanxxajyokl8p">
               <w:r>
                 <w:rPr>
                   <w:rFonts w:ascii="Arial" w:cs="Arial" w:eastAsia="Arial" w:hAnsi="Arial"/>
@@ -28987,7 +28987,7 @@
               <w:spacing w:after="10" w:before="0"/>
               <w:ind w:left="120"/>
             </w:pPr>
-            <w:hyperlink w:history="1" r:id="rIdjgabzwr7m89ihodvkxnlq">
+            <w:hyperlink w:history="1" r:id="rIdpxhpi7agw18z6a-ltpxn6">
               <w:r>
                 <w:rPr>
                   <w:rFonts w:ascii="Arial" w:cs="Arial" w:eastAsia="Arial" w:hAnsi="Arial"/>
@@ -29512,7 +29512,7 @@
         </w:rPr>
         <w:t xml:space="preserve">© 2026 SeaVuria and ARES. Aligned with KICD objectives. Developed by SeaVuria; technical implementation by ARES (with AI assistance from Claude). Licensed under </w:t>
       </w:r>
-      <w:hyperlink w:history="1" r:id="rId9ono7mcrzkyqryedc2jdt">
+      <w:hyperlink w:history="1" r:id="rIdnxocnd2n36usnwieldlyd">
         <w:r>
           <w:rPr>
             <w:rFonts w:ascii="Arial" w:cs="Arial" w:eastAsia="Arial" w:hAnsi="Arial"/>
@@ -29533,7 +29533,7 @@
         </w:rPr>
         <w:t xml:space="preserve"> (</w:t>
       </w:r>
-      <w:hyperlink w:history="1" r:id="rIdr0mch2sdxaww8zb_o35oh">
+      <w:hyperlink w:history="1" r:id="rIdikqtrf4rwaj1r2zjdqjbp">
         <w:r>
           <w:rPr>
             <w:rFonts w:ascii="Arial" w:cs="Arial" w:eastAsia="Arial" w:hAnsi="Arial"/>
@@ -30590,7 +30590,7 @@
               <w:spacing w:after="10" w:before="0"/>
               <w:ind w:left="120"/>
             </w:pPr>
-            <w:hyperlink w:history="1" r:id="rIdk5wnbvcv9aq3tvqmw_4a0">
+            <w:hyperlink w:history="1" r:id="rIdpavgot52ox-9y4zlg4liz">
               <w:r>
                 <w:rPr>
                   <w:rFonts w:ascii="Arial" w:cs="Arial" w:eastAsia="Arial" w:hAnsi="Arial"/>
@@ -30667,7 +30667,7 @@
               <w:spacing w:after="10" w:before="0"/>
               <w:ind w:left="120"/>
             </w:pPr>
-            <w:hyperlink w:history="1" r:id="rIdxba5gikp6y_3alyaimcoq">
+            <w:hyperlink w:history="1" r:id="rIdwlbfg4ufahl_pqr9ruulf">
               <w:r>
                 <w:rPr>
                   <w:rFonts w:ascii="Arial" w:cs="Arial" w:eastAsia="Arial" w:hAnsi="Arial"/>
@@ -30899,7 +30899,7 @@
               <w:spacing w:after="10" w:before="0"/>
               <w:ind w:left="120"/>
             </w:pPr>
-            <w:hyperlink w:history="1" r:id="rId3tytfrymmzjnkxsd2uzjy">
+            <w:hyperlink w:history="1" r:id="rIdzuvvtbsjqir1-o1ln_x_5">
               <w:r>
                 <w:rPr>
                   <w:rFonts w:ascii="Arial" w:cs="Arial" w:eastAsia="Arial" w:hAnsi="Arial"/>
@@ -30976,7 +30976,7 @@
               <w:spacing w:after="10" w:before="0"/>
               <w:ind w:left="120"/>
             </w:pPr>
-            <w:hyperlink w:history="1" r:id="rIde881ndcgp3brn3dw90fye">
+            <w:hyperlink w:history="1" r:id="rIdwkmt_hyocx6hlsgpm09ul">
               <w:r>
                 <w:rPr>
                   <w:rFonts w:ascii="Arial" w:cs="Arial" w:eastAsia="Arial" w:hAnsi="Arial"/>
@@ -31208,7 +31208,7 @@
               <w:spacing w:after="10" w:before="0"/>
               <w:ind w:left="120"/>
             </w:pPr>
-            <w:hyperlink w:history="1" r:id="rIdugj4_0mfsxtexfrqqawr0">
+            <w:hyperlink w:history="1" r:id="rId1ih3dzbpoanrvix_uttb-">
               <w:r>
                 <w:rPr>
                   <w:rFonts w:ascii="Arial" w:cs="Arial" w:eastAsia="Arial" w:hAnsi="Arial"/>
@@ -31285,7 +31285,7 @@
               <w:spacing w:after="10" w:before="0"/>
               <w:ind w:left="120"/>
             </w:pPr>
-            <w:hyperlink w:history="1" r:id="rIdv0kzha_dqadf34w7sei8c">
+            <w:hyperlink w:history="1" r:id="rIdfbwsrwudllgttcx6f6thy">
               <w:r>
                 <w:rPr>
                   <w:rFonts w:ascii="Arial" w:cs="Arial" w:eastAsia="Arial" w:hAnsi="Arial"/>
@@ -31517,7 +31517,7 @@
               <w:spacing w:after="10" w:before="0"/>
               <w:ind w:left="120"/>
             </w:pPr>
-            <w:hyperlink w:history="1" r:id="rIdk764r2uwgunxzrwrv6qiw">
+            <w:hyperlink w:history="1" r:id="rIdqdvct6gx1hpylhbid4tq3">
               <w:r>
                 <w:rPr>
                   <w:rFonts w:ascii="Arial" w:cs="Arial" w:eastAsia="Arial" w:hAnsi="Arial"/>
@@ -31594,7 +31594,7 @@
               <w:spacing w:after="10" w:before="0"/>
               <w:ind w:left="120"/>
             </w:pPr>
-            <w:hyperlink w:history="1" r:id="rIdx9yjsrjv8alyn1dha0t9u">
+            <w:hyperlink w:history="1" r:id="rId07vax0smooqgfnsabt2ye">
               <w:r>
                 <w:rPr>
                   <w:rFonts w:ascii="Arial" w:cs="Arial" w:eastAsia="Arial" w:hAnsi="Arial"/>
@@ -31826,7 +31826,7 @@
               <w:spacing w:after="10" w:before="0"/>
               <w:ind w:left="120"/>
             </w:pPr>
-            <w:hyperlink w:history="1" r:id="rId2m3-kudcpdd99xcy-nhhy">
+            <w:hyperlink w:history="1" r:id="rId9qijdmsjbm5xt0f3db-f1">
               <w:r>
                 <w:rPr>
                   <w:rFonts w:ascii="Arial" w:cs="Arial" w:eastAsia="Arial" w:hAnsi="Arial"/>
@@ -31903,7 +31903,7 @@
               <w:spacing w:after="10" w:before="0"/>
               <w:ind w:left="120"/>
             </w:pPr>
-            <w:hyperlink w:history="1" r:id="rIdf0makjwqxi8onrnjrc6cj">
+            <w:hyperlink w:history="1" r:id="rIdbl1qzjwummilcus79rmhm">
               <w:r>
                 <w:rPr>
                   <w:rFonts w:ascii="Arial" w:cs="Arial" w:eastAsia="Arial" w:hAnsi="Arial"/>
@@ -32683,7 +32683,7 @@
         </w:rPr>
         <w:t xml:space="preserve">© 2026 SeaVuria and ARES. Aligned with KICD objectives. Developed by SeaVuria; technical implementation by ARES (with AI assistance from Claude). Licensed under </w:t>
       </w:r>
-      <w:hyperlink w:history="1" r:id="rIdbc6yas0spg8hezd5xtv_x">
+      <w:hyperlink w:history="1" r:id="rIdi2hkg5yoretjorv0tpxhm">
         <w:r>
           <w:rPr>
             <w:rFonts w:ascii="Arial" w:cs="Arial" w:eastAsia="Arial" w:hAnsi="Arial"/>
@@ -32704,7 +32704,7 @@
         </w:rPr>
         <w:t xml:space="preserve"> (</w:t>
       </w:r>
-      <w:hyperlink w:history="1" r:id="rIdhqe2zjqdl_o21nmtuh2wy">
+      <w:hyperlink w:history="1" r:id="rIdmhklsy-n5hvssuddiisf5">
         <w:r>
           <w:rPr>
             <w:rFonts w:ascii="Arial" w:cs="Arial" w:eastAsia="Arial" w:hAnsi="Arial"/>
